--- a/Collatio/15/1. Textos/1. Marcados/15-F.docx
+++ b/Collatio/15/1. Textos/1. Marcados/15-F.docx
@@ -3,62 +3,40 @@
 <w:document xmlns:wpc="http://schemas.microsoft.com/office/word/2010/wordprocessingCanvas" xmlns:cx="http://schemas.microsoft.com/office/drawing/2014/chartex" xmlns:cx1="http://schemas.microsoft.com/office/drawing/2015/9/8/chartex" xmlns:cx2="http://schemas.microsoft.com/office/drawing/2015/10/21/chartex" xmlns:cx3="http://schemas.microsoft.com/office/drawing/2016/5/9/chartex" xmlns:cx4="http://schemas.microsoft.com/office/drawing/2016/5/10/chartex" xmlns:cx5="http://schemas.microsoft.com/office/drawing/2016/5/11/chartex" xmlns:cx6="http://schemas.microsoft.com/office/drawing/2016/5/12/chartex" xmlns:cx7="http://schemas.microsoft.com/office/drawing/2016/5/13/chartex" xmlns:cx8="http://schemas.microsoft.com/office/drawing/2016/5/14/chartex" xmlns:mc="http://schemas.openxmlformats.org/markup-compatibility/2006" xmlns:aink="http://schemas.microsoft.com/office/drawing/2016/ink" xmlns:am3d="http://schemas.microsoft.com/office/drawing/2017/model3d" xmlns:o="urn:schemas-microsoft-com:office:office" xmlns:oel="http://schemas.microsoft.com/office/2019/extlst" xmlns:r="http://schemas.openxmlformats.org/officeDocument/2006/relationships" xmlns:m="http://schemas.openxmlformats.org/officeDocument/2006/math" xmlns:v="urn:schemas-microsoft-com:vml" xmlns:wp14="http://schemas.microsoft.com/office/word/2010/wordprocessingDrawing" xmlns:wp="http://schemas.openxmlformats.org/drawingml/2006/wordprocessingDrawing" xmlns:w10="urn:schemas-microsoft-com:office:word" xmlns:w="http://schemas.openxmlformats.org/wordprocessingml/2006/main" xmlns:w14="http://schemas.microsoft.com/office/word/2010/wordml" xmlns:w15="http://schemas.microsoft.com/office/word/2012/wordml" xmlns:w16cex="http://schemas.microsoft.com/office/word/2018/wordml/cex" xmlns:w16cid="http://schemas.microsoft.com/office/word/2016/wordml/cid" xmlns:w16="http://schemas.microsoft.com/office/word/2018/wordml" xmlns:w16du="http://schemas.microsoft.com/office/word/2023/wordml/word16du" xmlns:w16sdtdh="http://schemas.microsoft.com/office/word/2020/wordml/sdtdatahash" xmlns:w16sdtfl="http://schemas.microsoft.com/office/word/2024/wordml/sdtformatlock" xmlns:w16se="http://schemas.microsoft.com/office/word/2015/wordml/symex" xmlns:wpg="http://schemas.microsoft.com/office/word/2010/wordprocessingGroup" xmlns:wpi="http://schemas.microsoft.com/office/word/2010/wordprocessingInk" xmlns:wne="http://schemas.microsoft.com/office/word/2006/wordml" xmlns:wps="http://schemas.microsoft.com/office/word/2010/wordprocessingShape" mc:Ignorable="w14 w15 w16se w16cid w16 w16cex w16sdtdh w16sdtfl w16du wp14">
   <w:body>
     <w:p>
-      <w:r>
-        <w:rPr>
+      <w:pPr>
+        <w:rPr>
+          <w:rFonts w:ascii="Brill" w:hAnsi="Brill"/>
+        </w:rPr>
+      </w:pPr>
+      <w:r>
+        <w:rPr>
+          <w:rFonts w:ascii="Brill" w:hAnsi="Brill"/>
           <w:color w:val="FF0000"/>
         </w:rPr>
         <w:t xml:space="preserve">44v </w:t>
       </w:r>
       <w:r>
+        <w:rPr>
+          <w:rFonts w:ascii="Brill" w:hAnsi="Brill"/>
+        </w:rPr>
         <w:t xml:space="preserve">Cur Christus Dominus -quaesiit Discipulus- descendit ad inferos postquam crucis supplicium, et mortem tulit? Scias Praeceptor ait, ab piaculo Adami ad momentum </w:t>
       </w:r>
       <w:r>
         <w:rPr>
+          <w:rFonts w:ascii="Brill" w:hAnsi="Brill"/>
           <w:color w:val="00B0F0"/>
         </w:rPr>
         <w:t>usque</w:t>
       </w:r>
       <w:r>
-        <w:t xml:space="preserve"> illud, solemne fuisse tam iustos quam iniquos infernas sedes post exitum admigrare. Nec tamen sine discrimine poenae; iusti enim ad sedem quandam tenebrosam sub</w:t>
-      </w:r>
-      <w:r>
-        <w:t>vol</w:t>
-      </w:r>
-      <w:r>
-        <w:t>abant: at peccatores fundum ipsum inferni attingebant; quoniam autem Christus Dominus hominem plene esse, et abso</w:t>
-      </w:r>
-      <w:r>
-        <w:t>lve</w:t>
-      </w:r>
-      <w:r>
-        <w:t xml:space="preserve">re </w:t>
-      </w:r>
-      <w:r>
-        <w:t>v</w:t>
-      </w:r>
-      <w:r>
-        <w:t>oluit, eundem cursum aggredi gest</w:t>
-      </w:r>
-      <w:r>
-        <w:t>ivi</w:t>
-      </w:r>
-      <w:r>
-        <w:t>t, quem omnes alii tr</w:t>
-      </w:r>
-      <w:r>
-        <w:t>ive</w:t>
-      </w:r>
-      <w:r>
-        <w:t>runt. d</w:t>
-      </w:r>
-      <w:r>
-        <w:t>ive</w:t>
-      </w:r>
-      <w:r>
-        <w:t xml:space="preserve">rsa </w:t>
-      </w:r>
-      <w:r>
-        <w:rPr>
+        <w:rPr>
+          <w:rFonts w:ascii="Brill" w:hAnsi="Brill"/>
+        </w:rPr>
+        <w:t xml:space="preserve"> illud, solemne fuisse tam iustos quam iniquos infernas sedes post exitum admigrare. Nec tamen sine discrimine poenae; iusti enim ad sedem quandam tenebrosam subvolabant: at peccatores fundum ipsum inferni attingebant; quoniam autem Christus Dominus hominem plene esse, et absolvere voluit, eundem cursum aggredi gestivit, quem omnes alii triverunt. diversa </w:t>
+      </w:r>
+      <w:r>
+        <w:rPr>
+          <w:rFonts w:ascii="Brill" w:hAnsi="Brill"/>
           <w:i/>
           <w:iCs/>
           <w:strike/>
@@ -67,130 +45,75 @@
         <w:t>at</w:t>
       </w:r>
       <w:r>
-        <w:t>tamen lege; nam alii illuc commeabant, ut</w:t>
-      </w:r>
-      <w:r>
-        <w:t xml:space="preserve"> ve</w:t>
-      </w:r>
-      <w:r>
-        <w:t>lut carcere illo detinerentur, donec tempus accederet, quo a sa</w:t>
-      </w:r>
-      <w:r>
-        <w:t>lva</w:t>
-      </w:r>
-      <w:r>
-        <w:t>tore inde eriperentur; ita cum ipse a</w:t>
-      </w:r>
-      <w:r>
-        <w:t>dve</w:t>
-      </w:r>
-      <w:r>
-        <w:t>nt</w:t>
-      </w:r>
-      <w:r>
-        <w:t>avi</w:t>
-      </w:r>
-      <w:r>
-        <w:t xml:space="preserve">t diabolicam potentiam et superbiam confregit, eosque allegit, quos </w:t>
-      </w:r>
-      <w:r>
-        <w:rPr>
+        <w:rPr>
+          <w:rFonts w:ascii="Brill" w:hAnsi="Brill"/>
+        </w:rPr>
+        <w:t xml:space="preserve">tamen lege; nam alii illuc commeabant, ut velut carcere illo detinerentur, donec tempus accederet, quo a salvatore inde eriperentur; ita cum ipse adventavit diabolicam potentiam et superbiam confregit, eosque allegit, quos </w:t>
+      </w:r>
+      <w:r>
+        <w:rPr>
+          <w:rFonts w:ascii="Brill" w:hAnsi="Brill"/>
           <w:color w:val="00B0F0"/>
         </w:rPr>
-        <w:t>in</w:t>
-      </w:r>
-      <w:r>
-        <w:rPr>
+        <w:t>invenit</w:t>
+      </w:r>
+      <w:r>
+        <w:rPr>
+          <w:rFonts w:ascii="Brill" w:hAnsi="Brill"/>
+        </w:rPr>
+        <w:t xml:space="preserve"> eius loci exitum meruisse, secumque illos assumpsit in paradisum. tunc adimpletum </w:t>
+      </w:r>
+      <w:r>
+        <w:rPr>
+          <w:rFonts w:ascii="Brill" w:hAnsi="Brill"/>
           <w:color w:val="00B0F0"/>
         </w:rPr>
-        <w:t>v</w:t>
-      </w:r>
-      <w:r>
-        <w:rPr>
+        <w:t>est</w:t>
+      </w:r>
+      <w:r>
+        <w:rPr>
+          <w:rFonts w:ascii="Brill" w:hAnsi="Brill"/>
+        </w:rPr>
+        <w:t xml:space="preserve"> quod David praecinit: Principes aperite portas vestras aeternales, et introibit Rex gloriae. Responderunt Daemones custodes forium. Quis est iste Rex gloriae. Tunc Dominus noster iterum. Dominus in ipsis triumphaturus, qui ex illo loco </w:t>
+      </w:r>
+      <w:r>
+        <w:rPr>
+          <w:rFonts w:ascii="Brill" w:hAnsi="Brill"/>
+          <w:color w:val="FF0000"/>
+        </w:rPr>
+        <w:t xml:space="preserve">45r </w:t>
+      </w:r>
+      <w:r>
+        <w:rPr>
+          <w:rFonts w:ascii="Brill" w:hAnsi="Brill"/>
+        </w:rPr>
+        <w:t xml:space="preserve">erepturus esset </w:t>
+      </w:r>
+      <w:r>
+        <w:rPr>
+          <w:rFonts w:ascii="Brill" w:hAnsi="Brill"/>
           <w:color w:val="00B0F0"/>
         </w:rPr>
-        <w:t>enit</w:t>
-      </w:r>
-      <w:r>
-        <w:t xml:space="preserve"> eius loci exitum meruisse, secumque illos assumpsit in paradisum. tunc adimpletum </w:t>
-      </w:r>
-      <w:r>
-        <w:rPr>
+        <w:t>sanctos patres,</w:t>
+      </w:r>
+      <w:r>
+        <w:rPr>
+          <w:rFonts w:ascii="Brill" w:hAnsi="Brill"/>
+        </w:rPr>
+        <w:t xml:space="preserve"> uti fecit, et simulatque inde eruit, in paradisum deportavit, cumque Adam ibi restitueretur agnovit paradisum, unde expulsus fuerat ob peccatum patratum, suaque peccata iudicavit digna </w:t>
+      </w:r>
+      <w:r>
+        <w:rPr>
+          <w:rFonts w:ascii="Brill" w:hAnsi="Brill"/>
           <w:color w:val="00B0F0"/>
         </w:rPr>
-        <w:t>est</w:t>
-      </w:r>
-      <w:r>
-        <w:t xml:space="preserve"> quod D</w:t>
-      </w:r>
-      <w:r>
-        <w:t>avi</w:t>
-      </w:r>
-      <w:r>
-        <w:t>d praecinit: Principes aperite portas</w:t>
-      </w:r>
-      <w:r>
-        <w:t xml:space="preserve"> ve</w:t>
-      </w:r>
-      <w:r>
-        <w:t xml:space="preserve">stras aeternales, et introibit Rex gloriae. Responderunt Daemones custodes forium. Quis est iste Rex gloriae. Tunc Dominus noster iterum. Dominus in ipsis triumphaturus, qui ex illo loco </w:t>
-      </w:r>
-      <w:r>
-        <w:rPr>
-          <w:color w:val="FF0000"/>
-        </w:rPr>
-        <w:t xml:space="preserve">45r </w:t>
-      </w:r>
-      <w:r>
-        <w:t xml:space="preserve">erepturus esset </w:t>
-      </w:r>
-      <w:r>
-        <w:rPr>
-          <w:color w:val="00B0F0"/>
-        </w:rPr>
-        <w:t>sanctos patres,</w:t>
-      </w:r>
-      <w:r>
-        <w:t xml:space="preserve"> uti fecit, et simulatque inde eruit, in paradisum deport</w:t>
-      </w:r>
-      <w:r>
-        <w:t>avi</w:t>
-      </w:r>
-      <w:r>
-        <w:t>t, cumque Adam ibi restitueretur agn</w:t>
-      </w:r>
-      <w:r>
-        <w:t>ovi</w:t>
-      </w:r>
-      <w:r>
-        <w:t>t paradisum, unde expulsus fuerat ob peccatum patratum, suaque peccata iudic</w:t>
-      </w:r>
-      <w:r>
-        <w:t>avi</w:t>
-      </w:r>
-      <w:r>
-        <w:t xml:space="preserve">t digna </w:t>
-      </w:r>
-      <w:r>
-        <w:rPr>
-          <w:color w:val="00B0F0"/>
-        </w:rPr>
         <w:t>suppliciis</w:t>
       </w:r>
       <w:r>
-        <w:t>. ex alia parte g</w:t>
-      </w:r>
-      <w:r>
-        <w:t>avi</w:t>
-      </w:r>
-      <w:r>
-        <w:t>sus sumopere ob restaurationem suique et aliorum in nat</w:t>
-      </w:r>
-      <w:r>
-        <w:t>ivi</w:t>
-      </w:r>
-      <w:r>
-        <w:t>tate, et passione Christi Domini nostri Iesu.</w:t>
+        <w:rPr>
+          <w:rFonts w:ascii="Brill" w:hAnsi="Brill"/>
+        </w:rPr>
+        <w:t>. ex alia parte gavisus sumopere ob restaurationem suique et aliorum in nativitate, et passione Christi Domini nostri Iesu.</w:t>
       </w:r>
     </w:p>
     <w:sectPr>
